--- a/testakten/lobbyregister-buergerinitiative-waldmoor/13_flyertext_alt_neu.docx
+++ b/testakten/lobbyregister-buergerinitiative-waldmoor/13_flyertext_alt_neu.docx
@@ -108,7 +108,7 @@
         <w:rPr>
           <w:i/>
         </w:rPr>
-        <w:t>waldmoor2030.example</w:t>
+        <w:t>waldmoor2030.de</w:t>
       </w:r>
     </w:p>
     <w:p>
